--- a/storage/templates/prueba.docx
+++ b/storage/templates/prueba.docx
@@ -4,7 +4,7 @@
   <w:body>
     <w:p>
       <w:pPr>
-        <w:pStyle w:val="Normal1"/>
+        <w:pStyle w:val="LOnormal"/>
         <w:spacing w:lineRule="auto" w:line="259" w:before="240" w:after="0"/>
         <w:rPr>
           <w:rFonts w:ascii="Times New Roman" w:hAnsi="Times New Roman" w:eastAsia="Times New Roman" w:cs="Times New Roman"/>
@@ -23,448 +23,508 @@
     </w:p>
     <w:p>
       <w:pPr>
-        <w:pStyle w:val="Normal1"/>
-        <w:rPr/>
-      </w:pPr>
-      <w:r>
-        <w:rPr/>
-      </w:r>
-    </w:p>
-    <w:p>
-      <w:pPr>
-        <w:pStyle w:val="Normal1"/>
-        <w:rPr/>
-      </w:pPr>
-      <w:r>
-        <w:rPr/>
-      </w:r>
-    </w:p>
-    <w:p>
-      <w:pPr>
-        <w:pStyle w:val="Normal1"/>
-        <w:rPr/>
-      </w:pPr>
-      <w:r>
-        <w:rPr/>
-      </w:r>
-    </w:p>
-    <w:p>
-      <w:pPr>
-        <w:pStyle w:val="Normal1"/>
-        <w:rPr/>
-      </w:pPr>
-      <w:r>
-        <w:rPr/>
-      </w:r>
-    </w:p>
-    <w:p>
-      <w:pPr>
-        <w:pStyle w:val="Normal1"/>
-        <w:rPr/>
-      </w:pPr>
-      <w:r>
-        <w:rPr/>
-      </w:r>
-    </w:p>
-    <w:p>
-      <w:pPr>
-        <w:pStyle w:val="Normal1"/>
-        <w:rPr/>
-      </w:pPr>
-      <w:r>
-        <w:rPr/>
-      </w:r>
-    </w:p>
-    <w:p>
-      <w:pPr>
-        <w:pStyle w:val="Normal1"/>
-        <w:rPr/>
-      </w:pPr>
-      <w:r>
-        <w:rPr/>
-      </w:r>
-    </w:p>
-    <w:p>
-      <w:pPr>
-        <w:pStyle w:val="Normal1"/>
-        <w:rPr/>
-      </w:pPr>
-      <w:r>
-        <w:rPr/>
-      </w:r>
-    </w:p>
-    <w:p>
-      <w:pPr>
-        <w:pStyle w:val="Normal1"/>
-        <w:rPr/>
-      </w:pPr>
-      <w:r>
-        <w:rPr/>
-      </w:r>
-    </w:p>
-    <w:p>
-      <w:pPr>
-        <w:pStyle w:val="Normal1"/>
-        <w:rPr/>
-      </w:pPr>
-      <w:r>
-        <w:rPr/>
-      </w:r>
-    </w:p>
-    <w:p>
-      <w:pPr>
-        <w:pStyle w:val="Normal1"/>
-        <w:rPr/>
-      </w:pPr>
-      <w:r>
-        <w:rPr/>
-      </w:r>
-    </w:p>
-    <w:p>
-      <w:pPr>
-        <w:pStyle w:val="Normal1"/>
-        <w:rPr/>
-      </w:pPr>
-      <w:r>
-        <w:rPr/>
-      </w:r>
-    </w:p>
-    <w:p>
-      <w:pPr>
-        <w:pStyle w:val="Normal1"/>
-        <w:rPr/>
-      </w:pPr>
-      <w:r>
-        <w:rPr/>
-      </w:r>
-    </w:p>
-    <w:p>
-      <w:pPr>
-        <w:pStyle w:val="Normal1"/>
-        <w:rPr/>
-      </w:pPr>
-      <w:r>
-        <w:rPr/>
-      </w:r>
-    </w:p>
-    <w:p>
-      <w:pPr>
-        <w:pStyle w:val="Normal1"/>
-        <w:rPr/>
-      </w:pPr>
-      <w:r>
-        <w:rPr/>
-      </w:r>
-    </w:p>
-    <w:p>
-      <w:pPr>
-        <w:pStyle w:val="Normal1"/>
-        <w:rPr/>
-      </w:pPr>
-      <w:r>
-        <w:rPr/>
-      </w:r>
-    </w:p>
-    <w:p>
-      <w:pPr>
-        <w:pStyle w:val="Normal1"/>
-        <w:rPr/>
-      </w:pPr>
-      <w:r>
-        <w:rPr/>
-      </w:r>
-    </w:p>
-    <w:p>
-      <w:pPr>
-        <w:pStyle w:val="Normal1"/>
-        <w:rPr/>
-      </w:pPr>
-      <w:r>
-        <w:rPr/>
-      </w:r>
-    </w:p>
-    <w:p>
-      <w:pPr>
-        <w:pStyle w:val="Normal1"/>
-        <w:rPr/>
-      </w:pPr>
-      <w:r>
-        <w:rPr/>
-      </w:r>
-    </w:p>
-    <w:p>
-      <w:pPr>
-        <w:pStyle w:val="Normal1"/>
-        <w:rPr/>
-      </w:pPr>
-      <w:r>
-        <w:rPr/>
-      </w:r>
-    </w:p>
-    <w:p>
-      <w:pPr>
-        <w:pStyle w:val="Normal1"/>
-        <w:rPr/>
-      </w:pPr>
-      <w:r>
-        <w:rPr/>
-      </w:r>
-    </w:p>
-    <w:p>
-      <w:pPr>
-        <w:pStyle w:val="Normal1"/>
-        <w:rPr/>
-      </w:pPr>
-      <w:r>
-        <w:rPr/>
-      </w:r>
-    </w:p>
-    <w:p>
-      <w:pPr>
-        <w:pStyle w:val="Normal1"/>
-        <w:rPr/>
-      </w:pPr>
-      <w:r>
-        <w:rPr/>
-      </w:r>
-    </w:p>
-    <w:p>
-      <w:pPr>
-        <w:pStyle w:val="Normal1"/>
-        <w:rPr/>
-      </w:pPr>
-      <w:r>
-        <w:rPr/>
-      </w:r>
-    </w:p>
-    <w:p>
-      <w:pPr>
-        <w:pStyle w:val="Normal1"/>
-        <w:rPr/>
-      </w:pPr>
-      <w:r>
-        <w:rPr/>
-      </w:r>
-    </w:p>
-    <w:p>
-      <w:pPr>
-        <w:pStyle w:val="Normal1"/>
-        <w:rPr/>
-      </w:pPr>
-      <w:r>
-        <w:rPr/>
-      </w:r>
-    </w:p>
-    <w:p>
-      <w:pPr>
-        <w:pStyle w:val="Normal1"/>
-        <w:rPr/>
-      </w:pPr>
-      <w:r>
-        <w:rPr/>
-      </w:r>
-    </w:p>
-    <w:p>
-      <w:pPr>
-        <w:pStyle w:val="Normal1"/>
-        <w:rPr/>
-      </w:pPr>
-      <w:r>
-        <w:rPr/>
-      </w:r>
-    </w:p>
-    <w:p>
-      <w:pPr>
-        <w:pStyle w:val="Normal1"/>
-        <w:rPr/>
-      </w:pPr>
-      <w:r>
-        <w:rPr/>
-      </w:r>
-    </w:p>
-    <w:p>
-      <w:pPr>
-        <w:pStyle w:val="Normal1"/>
-        <w:rPr/>
-      </w:pPr>
-      <w:r>
-        <w:rPr/>
-      </w:r>
-    </w:p>
-    <w:p>
-      <w:pPr>
-        <w:pStyle w:val="Normal1"/>
-        <w:rPr/>
-      </w:pPr>
-      <w:r>
-        <w:rPr/>
-      </w:r>
-    </w:p>
-    <w:p>
-      <w:pPr>
-        <w:pStyle w:val="Normal1"/>
-        <w:rPr/>
-      </w:pPr>
-      <w:r>
-        <w:rPr/>
-      </w:r>
-    </w:p>
-    <w:p>
-      <w:pPr>
-        <w:pStyle w:val="Normal1"/>
-        <w:rPr/>
-      </w:pPr>
-      <w:r>
-        <w:rPr/>
-      </w:r>
-    </w:p>
-    <w:p>
-      <w:pPr>
-        <w:pStyle w:val="Normal1"/>
-        <w:rPr/>
-      </w:pPr>
-      <w:r>
-        <w:rPr/>
-      </w:r>
-    </w:p>
-    <w:p>
-      <w:pPr>
-        <w:pStyle w:val="Normal1"/>
-        <w:rPr/>
-      </w:pPr>
-      <w:r>
-        <w:rPr/>
-      </w:r>
-    </w:p>
-    <w:p>
-      <w:pPr>
-        <w:pStyle w:val="Normal1"/>
-        <w:rPr/>
-      </w:pPr>
-      <w:r>
-        <w:rPr/>
-      </w:r>
-    </w:p>
-    <w:p>
-      <w:pPr>
-        <w:pStyle w:val="Normal1"/>
-        <w:rPr/>
-      </w:pPr>
-      <w:r>
-        <w:rPr/>
-      </w:r>
-    </w:p>
-    <w:p>
-      <w:pPr>
-        <w:pStyle w:val="Normal1"/>
-        <w:rPr/>
-      </w:pPr>
-      <w:r>
-        <w:rPr/>
-      </w:r>
-    </w:p>
-    <w:p>
-      <w:pPr>
-        <w:pStyle w:val="Normal1"/>
-        <w:rPr/>
-      </w:pPr>
-      <w:r>
-        <w:rPr/>
-      </w:r>
-    </w:p>
-    <w:p>
-      <w:pPr>
-        <w:pStyle w:val="Normal1"/>
-        <w:rPr/>
-      </w:pPr>
-      <w:r>
-        <w:rPr/>
-      </w:r>
-    </w:p>
-    <w:p>
-      <w:pPr>
-        <w:pStyle w:val="Normal1"/>
-        <w:rPr/>
-      </w:pPr>
-      <w:r>
-        <w:rPr/>
-      </w:r>
-    </w:p>
-    <w:p>
-      <w:pPr>
-        <w:pStyle w:val="Normal1"/>
-        <w:rPr/>
-      </w:pPr>
-      <w:r>
-        <w:rPr/>
-      </w:r>
-    </w:p>
-    <w:p>
-      <w:pPr>
-        <w:pStyle w:val="Normal1"/>
-        <w:rPr/>
-      </w:pPr>
-      <w:r>
-        <w:rPr/>
-      </w:r>
-    </w:p>
-    <w:p>
-      <w:pPr>
-        <w:pStyle w:val="Normal1"/>
-        <w:rPr/>
-      </w:pPr>
-      <w:r>
-        <w:rPr/>
-      </w:r>
-    </w:p>
-    <w:p>
-      <w:pPr>
-        <w:pStyle w:val="Normal1"/>
-        <w:rPr/>
-      </w:pPr>
-      <w:r>
-        <w:rPr/>
-      </w:r>
-    </w:p>
-    <w:p>
-      <w:pPr>
-        <w:pStyle w:val="Normal1"/>
-        <w:rPr/>
-      </w:pPr>
-      <w:r>
-        <w:rPr/>
-      </w:r>
-    </w:p>
-    <w:p>
-      <w:pPr>
-        <w:pStyle w:val="Normal1"/>
-        <w:rPr/>
-      </w:pPr>
-      <w:r>
-        <w:rPr/>
-      </w:r>
-    </w:p>
-    <w:p>
-      <w:pPr>
-        <w:pStyle w:val="Normal1"/>
-        <w:rPr/>
-      </w:pPr>
-      <w:r>
-        <w:rPr/>
-      </w:r>
-    </w:p>
-    <w:p>
-      <w:pPr>
-        <w:pStyle w:val="Normal1"/>
-        <w:rPr/>
-      </w:pPr>
-      <w:r>
-        <w:rPr/>
-      </w:r>
-    </w:p>
-    <w:p>
-      <w:pPr>
-        <w:pStyle w:val="Normal1"/>
+        <w:pStyle w:val="LOnormal"/>
+        <w:spacing w:lineRule="auto" w:line="259" w:before="240" w:after="0"/>
+        <w:rPr>
+          <w:rFonts w:ascii="Times New Roman" w:hAnsi="Times New Roman" w:eastAsia="Times New Roman" w:cs="Times New Roman"/>
+          <w:sz w:val="24"/>
+          <w:szCs w:val="24"/>
+        </w:rPr>
+      </w:pPr>
+      <w:r>
+        <w:rPr>
+          <w:rFonts w:eastAsia="Times New Roman" w:cs="Times New Roman" w:ascii="Times New Roman" w:hAnsi="Times New Roman"/>
+          <w:sz w:val="24"/>
+          <w:szCs w:val="24"/>
+        </w:rPr>
+      </w:r>
+    </w:p>
+    <w:p>
+      <w:pPr>
+        <w:pStyle w:val="LOnormal"/>
+        <w:numPr>
+          <w:ilvl w:val="0"/>
+          <w:numId w:val="0"/>
+        </w:numPr>
+        <w:spacing w:lineRule="auto" w:line="259" w:before="240" w:after="0"/>
+        <w:ind w:left="720" w:hanging="0"/>
+        <w:rPr>
+          <w:rFonts w:ascii="Times New Roman" w:hAnsi="Times New Roman" w:eastAsia="Times New Roman" w:cs="Times New Roman"/>
+          <w:sz w:val="24"/>
+          <w:szCs w:val="24"/>
+        </w:rPr>
+      </w:pPr>
+      <w:r>
+        <w:rPr>
+          <w:rFonts w:eastAsia="Times New Roman" w:cs="Times New Roman" w:ascii="Times New Roman" w:hAnsi="Times New Roman"/>
+          <w:sz w:val="24"/>
+          <w:szCs w:val="24"/>
+        </w:rPr>
+      </w:r>
+    </w:p>
+    <w:p>
+      <w:pPr>
+        <w:pStyle w:val="LOnormal"/>
+        <w:spacing w:lineRule="auto" w:line="259" w:before="240" w:after="0"/>
+        <w:rPr>
+          <w:rFonts w:ascii="Times New Roman" w:hAnsi="Times New Roman" w:eastAsia="Times New Roman" w:cs="Times New Roman"/>
+          <w:sz w:val="24"/>
+          <w:szCs w:val="24"/>
+        </w:rPr>
+      </w:pPr>
+      <w:r>
+        <w:rPr>
+          <w:rFonts w:eastAsia="Times New Roman" w:cs="Times New Roman" w:ascii="Times New Roman" w:hAnsi="Times New Roman"/>
+          <w:sz w:val="24"/>
+          <w:szCs w:val="24"/>
+        </w:rPr>
+        <w:t>Referencias:   ${references}</w:t>
+      </w:r>
+    </w:p>
+    <w:p>
+      <w:pPr>
+        <w:pStyle w:val="LOnormal"/>
+        <w:rPr/>
+      </w:pPr>
+      <w:r>
+        <w:rPr/>
+      </w:r>
+    </w:p>
+    <w:p>
+      <w:pPr>
+        <w:pStyle w:val="LOnormal"/>
+        <w:rPr/>
+      </w:pPr>
+      <w:r>
+        <w:rPr/>
+      </w:r>
+    </w:p>
+    <w:p>
+      <w:pPr>
+        <w:pStyle w:val="LOnormal"/>
+        <w:rPr/>
+      </w:pPr>
+      <w:r>
+        <w:rPr/>
+      </w:r>
+    </w:p>
+    <w:p>
+      <w:pPr>
+        <w:pStyle w:val="LOnormal"/>
+        <w:rPr/>
+      </w:pPr>
+      <w:r>
+        <w:rPr/>
+      </w:r>
+    </w:p>
+    <w:p>
+      <w:pPr>
+        <w:pStyle w:val="LOnormal"/>
+        <w:rPr/>
+      </w:pPr>
+      <w:r>
+        <w:rPr/>
+      </w:r>
+    </w:p>
+    <w:p>
+      <w:pPr>
+        <w:pStyle w:val="LOnormal"/>
+        <w:rPr/>
+      </w:pPr>
+      <w:r>
+        <w:rPr/>
+      </w:r>
+    </w:p>
+    <w:p>
+      <w:pPr>
+        <w:pStyle w:val="LOnormal"/>
+        <w:rPr/>
+      </w:pPr>
+      <w:r>
+        <w:rPr/>
+      </w:r>
+    </w:p>
+    <w:p>
+      <w:pPr>
+        <w:pStyle w:val="LOnormal"/>
+        <w:rPr/>
+      </w:pPr>
+      <w:r>
+        <w:rPr/>
+      </w:r>
+    </w:p>
+    <w:p>
+      <w:pPr>
+        <w:pStyle w:val="LOnormal"/>
+        <w:rPr/>
+      </w:pPr>
+      <w:r>
+        <w:rPr/>
+      </w:r>
+    </w:p>
+    <w:p>
+      <w:pPr>
+        <w:pStyle w:val="LOnormal"/>
+        <w:rPr/>
+      </w:pPr>
+      <w:r>
+        <w:rPr/>
+      </w:r>
+    </w:p>
+    <w:p>
+      <w:pPr>
+        <w:pStyle w:val="LOnormal"/>
+        <w:rPr/>
+      </w:pPr>
+      <w:r>
+        <w:rPr/>
+      </w:r>
+    </w:p>
+    <w:p>
+      <w:pPr>
+        <w:pStyle w:val="LOnormal"/>
+        <w:rPr/>
+      </w:pPr>
+      <w:r>
+        <w:rPr/>
+      </w:r>
+    </w:p>
+    <w:p>
+      <w:pPr>
+        <w:pStyle w:val="LOnormal"/>
+        <w:rPr/>
+      </w:pPr>
+      <w:r>
+        <w:rPr/>
+      </w:r>
+    </w:p>
+    <w:p>
+      <w:pPr>
+        <w:pStyle w:val="LOnormal"/>
+        <w:rPr/>
+      </w:pPr>
+      <w:r>
+        <w:rPr/>
+      </w:r>
+    </w:p>
+    <w:p>
+      <w:pPr>
+        <w:pStyle w:val="LOnormal"/>
+        <w:rPr/>
+      </w:pPr>
+      <w:r>
+        <w:rPr/>
+      </w:r>
+    </w:p>
+    <w:p>
+      <w:pPr>
+        <w:pStyle w:val="LOnormal"/>
+        <w:rPr/>
+      </w:pPr>
+      <w:r>
+        <w:rPr/>
+      </w:r>
+    </w:p>
+    <w:p>
+      <w:pPr>
+        <w:pStyle w:val="LOnormal"/>
+        <w:rPr/>
+      </w:pPr>
+      <w:r>
+        <w:rPr/>
+      </w:r>
+    </w:p>
+    <w:p>
+      <w:pPr>
+        <w:pStyle w:val="LOnormal"/>
+        <w:rPr/>
+      </w:pPr>
+      <w:r>
+        <w:rPr/>
+      </w:r>
+    </w:p>
+    <w:p>
+      <w:pPr>
+        <w:pStyle w:val="LOnormal"/>
+        <w:rPr/>
+      </w:pPr>
+      <w:r>
+        <w:rPr/>
+      </w:r>
+    </w:p>
+    <w:p>
+      <w:pPr>
+        <w:pStyle w:val="LOnormal"/>
+        <w:rPr/>
+      </w:pPr>
+      <w:r>
+        <w:rPr/>
+      </w:r>
+    </w:p>
+    <w:p>
+      <w:pPr>
+        <w:pStyle w:val="LOnormal"/>
+        <w:rPr/>
+      </w:pPr>
+      <w:r>
+        <w:rPr/>
+      </w:r>
+    </w:p>
+    <w:p>
+      <w:pPr>
+        <w:pStyle w:val="LOnormal"/>
+        <w:rPr/>
+      </w:pPr>
+      <w:r>
+        <w:rPr/>
+      </w:r>
+    </w:p>
+    <w:p>
+      <w:pPr>
+        <w:pStyle w:val="LOnormal"/>
+        <w:rPr/>
+      </w:pPr>
+      <w:r>
+        <w:rPr/>
+      </w:r>
+    </w:p>
+    <w:p>
+      <w:pPr>
+        <w:pStyle w:val="LOnormal"/>
+        <w:rPr/>
+      </w:pPr>
+      <w:r>
+        <w:rPr/>
+      </w:r>
+    </w:p>
+    <w:p>
+      <w:pPr>
+        <w:pStyle w:val="LOnormal"/>
+        <w:rPr/>
+      </w:pPr>
+      <w:r>
+        <w:rPr/>
+      </w:r>
+    </w:p>
+    <w:p>
+      <w:pPr>
+        <w:pStyle w:val="LOnormal"/>
+        <w:rPr/>
+      </w:pPr>
+      <w:r>
+        <w:rPr/>
+      </w:r>
+    </w:p>
+    <w:p>
+      <w:pPr>
+        <w:pStyle w:val="LOnormal"/>
+        <w:rPr/>
+      </w:pPr>
+      <w:r>
+        <w:rPr/>
+      </w:r>
+    </w:p>
+    <w:p>
+      <w:pPr>
+        <w:pStyle w:val="LOnormal"/>
+        <w:rPr/>
+      </w:pPr>
+      <w:r>
+        <w:rPr/>
+      </w:r>
+    </w:p>
+    <w:p>
+      <w:pPr>
+        <w:pStyle w:val="LOnormal"/>
+        <w:rPr/>
+      </w:pPr>
+      <w:r>
+        <w:rPr/>
+      </w:r>
+    </w:p>
+    <w:p>
+      <w:pPr>
+        <w:pStyle w:val="LOnormal"/>
+        <w:rPr/>
+      </w:pPr>
+      <w:r>
+        <w:rPr/>
+      </w:r>
+    </w:p>
+    <w:p>
+      <w:pPr>
+        <w:pStyle w:val="LOnormal"/>
+        <w:rPr/>
+      </w:pPr>
+      <w:r>
+        <w:rPr/>
+      </w:r>
+    </w:p>
+    <w:p>
+      <w:pPr>
+        <w:pStyle w:val="LOnormal"/>
+        <w:rPr/>
+      </w:pPr>
+      <w:r>
+        <w:rPr/>
+      </w:r>
+    </w:p>
+    <w:p>
+      <w:pPr>
+        <w:pStyle w:val="LOnormal"/>
+        <w:rPr/>
+      </w:pPr>
+      <w:r>
+        <w:rPr/>
+      </w:r>
+    </w:p>
+    <w:p>
+      <w:pPr>
+        <w:pStyle w:val="LOnormal"/>
+        <w:rPr/>
+      </w:pPr>
+      <w:r>
+        <w:rPr/>
+      </w:r>
+    </w:p>
+    <w:p>
+      <w:pPr>
+        <w:pStyle w:val="LOnormal"/>
+        <w:rPr/>
+      </w:pPr>
+      <w:r>
+        <w:rPr/>
+      </w:r>
+    </w:p>
+    <w:p>
+      <w:pPr>
+        <w:pStyle w:val="LOnormal"/>
+        <w:rPr/>
+      </w:pPr>
+      <w:r>
+        <w:rPr/>
+      </w:r>
+    </w:p>
+    <w:p>
+      <w:pPr>
+        <w:pStyle w:val="LOnormal"/>
+        <w:rPr/>
+      </w:pPr>
+      <w:r>
+        <w:rPr/>
+      </w:r>
+    </w:p>
+    <w:p>
+      <w:pPr>
+        <w:pStyle w:val="LOnormal"/>
+        <w:rPr/>
+      </w:pPr>
+      <w:r>
+        <w:rPr/>
+      </w:r>
+    </w:p>
+    <w:p>
+      <w:pPr>
+        <w:pStyle w:val="LOnormal"/>
+        <w:rPr/>
+      </w:pPr>
+      <w:r>
+        <w:rPr/>
+      </w:r>
+    </w:p>
+    <w:p>
+      <w:pPr>
+        <w:pStyle w:val="LOnormal"/>
+        <w:rPr/>
+      </w:pPr>
+      <w:r>
+        <w:rPr/>
+      </w:r>
+    </w:p>
+    <w:p>
+      <w:pPr>
+        <w:pStyle w:val="LOnormal"/>
+        <w:rPr/>
+      </w:pPr>
+      <w:r>
+        <w:rPr/>
+      </w:r>
+    </w:p>
+    <w:p>
+      <w:pPr>
+        <w:pStyle w:val="LOnormal"/>
+        <w:rPr/>
+      </w:pPr>
+      <w:r>
+        <w:rPr/>
+      </w:r>
+    </w:p>
+    <w:p>
+      <w:pPr>
+        <w:pStyle w:val="LOnormal"/>
+        <w:rPr/>
+      </w:pPr>
+      <w:r>
+        <w:rPr/>
+      </w:r>
+    </w:p>
+    <w:p>
+      <w:pPr>
+        <w:pStyle w:val="LOnormal"/>
+        <w:rPr/>
+      </w:pPr>
+      <w:r>
+        <w:rPr/>
+      </w:r>
+    </w:p>
+    <w:p>
+      <w:pPr>
+        <w:pStyle w:val="LOnormal"/>
+        <w:rPr/>
+      </w:pPr>
+      <w:r>
+        <w:rPr/>
+      </w:r>
+    </w:p>
+    <w:p>
+      <w:pPr>
+        <w:pStyle w:val="LOnormal"/>
+        <w:rPr/>
+      </w:pPr>
+      <w:r>
+        <w:rPr/>
+      </w:r>
+    </w:p>
+    <w:p>
+      <w:pPr>
+        <w:pStyle w:val="LOnormal"/>
+        <w:rPr/>
+      </w:pPr>
+      <w:r>
+        <w:rPr/>
+      </w:r>
+    </w:p>
+    <w:p>
+      <w:pPr>
+        <w:pStyle w:val="LOnormal"/>
+        <w:rPr/>
+      </w:pPr>
+      <w:r>
+        <w:rPr/>
+      </w:r>
+    </w:p>
+    <w:p>
+      <w:pPr>
+        <w:pStyle w:val="LOnormal"/>
+        <w:rPr/>
+      </w:pPr>
+      <w:r>
+        <w:rPr/>
+      </w:r>
+    </w:p>
+    <w:p>
+      <w:pPr>
+        <w:pStyle w:val="LOnormal"/>
         <w:rPr/>
       </w:pPr>
       <w:r>
@@ -522,6 +582,7 @@
     <w:qFormat/>
     <w:pPr>
       <w:widowControl/>
+      <w:suppressAutoHyphens w:val="true"/>
       <w:bidi w:val="0"/>
       <w:spacing w:lineRule="auto" w:line="276" w:before="0" w:after="0"/>
       <w:jc w:val="left"/>
@@ -537,8 +598,8 @@
   </w:style>
   <w:style w:type="paragraph" w:styleId="Ttulo1">
     <w:name w:val="Heading 1"/>
-    <w:basedOn w:val="Normal1"/>
-    <w:next w:val="Normal1"/>
+    <w:basedOn w:val="LOnormal"/>
+    <w:next w:val="LOnormal"/>
     <w:qFormat/>
     <w:pPr>
       <w:keepNext w:val="true"/>
@@ -553,8 +614,8 @@
   </w:style>
   <w:style w:type="paragraph" w:styleId="Ttulo2">
     <w:name w:val="Heading 2"/>
-    <w:basedOn w:val="Normal1"/>
-    <w:next w:val="Normal1"/>
+    <w:basedOn w:val="LOnormal"/>
+    <w:next w:val="LOnormal"/>
     <w:qFormat/>
     <w:pPr>
       <w:keepNext w:val="true"/>
@@ -570,8 +631,8 @@
   </w:style>
   <w:style w:type="paragraph" w:styleId="Ttulo3">
     <w:name w:val="Heading 3"/>
-    <w:basedOn w:val="Normal1"/>
-    <w:next w:val="Normal1"/>
+    <w:basedOn w:val="LOnormal"/>
+    <w:next w:val="LOnormal"/>
     <w:qFormat/>
     <w:pPr>
       <w:keepNext w:val="true"/>
@@ -588,8 +649,8 @@
   </w:style>
   <w:style w:type="paragraph" w:styleId="Ttulo4">
     <w:name w:val="Heading 4"/>
-    <w:basedOn w:val="Normal1"/>
-    <w:next w:val="Normal1"/>
+    <w:basedOn w:val="LOnormal"/>
+    <w:next w:val="LOnormal"/>
     <w:qFormat/>
     <w:pPr>
       <w:keepNext w:val="true"/>
@@ -605,8 +666,8 @@
   </w:style>
   <w:style w:type="paragraph" w:styleId="Ttulo5">
     <w:name w:val="Heading 5"/>
-    <w:basedOn w:val="Normal1"/>
-    <w:next w:val="Normal1"/>
+    <w:basedOn w:val="LOnormal"/>
+    <w:next w:val="LOnormal"/>
     <w:qFormat/>
     <w:pPr>
       <w:keepNext w:val="true"/>
@@ -622,8 +683,8 @@
   </w:style>
   <w:style w:type="paragraph" w:styleId="Ttulo6">
     <w:name w:val="Heading 6"/>
-    <w:basedOn w:val="Normal1"/>
-    <w:next w:val="Normal1"/>
+    <w:basedOn w:val="LOnormal"/>
+    <w:next w:val="LOnormal"/>
     <w:qFormat/>
     <w:pPr>
       <w:keepNext w:val="true"/>
@@ -636,6 +697,13 @@
       <w:color w:val="666666"/>
       <w:sz w:val="22"/>
       <w:szCs w:val="22"/>
+    </w:rPr>
+  </w:style>
+  <w:style w:type="character" w:styleId="Vietas">
+    <w:name w:val="Viñetas"/>
+    <w:qFormat/>
+    <w:rPr>
+      <w:rFonts w:ascii="OpenSymbol" w:hAnsi="OpenSymbol" w:eastAsia="OpenSymbol" w:cs="OpenSymbol"/>
     </w:rPr>
   </w:style>
   <w:style w:type="paragraph" w:styleId="Ttulo">
@@ -696,11 +764,12 @@
       <w:rFonts w:cs="Noto Sans Devanagari"/>
     </w:rPr>
   </w:style>
-  <w:style w:type="paragraph" w:styleId="Normal1" w:default="1">
+  <w:style w:type="paragraph" w:styleId="LOnormal" w:default="1">
     <w:name w:val="LO-normal"/>
     <w:qFormat/>
     <w:pPr>
       <w:widowControl/>
+      <w:suppressAutoHyphens w:val="true"/>
       <w:bidi w:val="0"/>
       <w:spacing w:lineRule="auto" w:line="276" w:before="0" w:after="0"/>
       <w:jc w:val="left"/>
@@ -716,8 +785,8 @@
   </w:style>
   <w:style w:type="paragraph" w:styleId="Ttulogeneral">
     <w:name w:val="Title"/>
-    <w:basedOn w:val="Normal1"/>
-    <w:next w:val="Normal1"/>
+    <w:basedOn w:val="LOnormal"/>
+    <w:next w:val="LOnormal"/>
     <w:qFormat/>
     <w:pPr>
       <w:keepNext w:val="true"/>
@@ -732,8 +801,8 @@
   </w:style>
   <w:style w:type="paragraph" w:styleId="Subttulo">
     <w:name w:val="Subtitle"/>
-    <w:basedOn w:val="Normal1"/>
-    <w:next w:val="Normal1"/>
+    <w:basedOn w:val="LOnormal"/>
+    <w:next w:val="LOnormal"/>
     <w:qFormat/>
     <w:pPr>
       <w:keepNext w:val="true"/>
